--- a/docs/Pruebas(temporal).docx
+++ b/docs/Pruebas(temporal).docx
@@ -5,10 +5,10 @@
     <w:p>
       <w:r>
         <w:drawing>
-          <wp:inline distT="0" distB="0" distL="0" distR="0" wp14:anchorId="15EC3561" wp14:editId="116AABC4">
-            <wp:extent cx="5612130" cy="5883275"/>
-            <wp:effectExtent l="0" t="0" r="7620" b="3175"/>
-            <wp:docPr id="556342465" name="Imagen 1"/>
+          <wp:inline distT="0" distB="0" distL="0" distR="0" wp14:anchorId="73D69949" wp14:editId="33C96C19">
+            <wp:extent cx="5612130" cy="5269230"/>
+            <wp:effectExtent l="0" t="0" r="7620" b="7620"/>
+            <wp:docPr id="1847333389" name="Imagen 1"/>
             <wp:cNvGraphicFramePr>
               <a:graphicFrameLocks xmlns:a="http://schemas.openxmlformats.org/drawingml/2006/main" noChangeAspect="1"/>
             </wp:cNvGraphicFramePr>
@@ -16,7 +16,7 @@
               <a:graphicData uri="http://schemas.openxmlformats.org/drawingml/2006/picture">
                 <pic:pic xmlns:pic="http://schemas.openxmlformats.org/drawingml/2006/picture">
                   <pic:nvPicPr>
-                    <pic:cNvPr id="556342465" name=""/>
+                    <pic:cNvPr id="1847333389" name=""/>
                     <pic:cNvPicPr/>
                   </pic:nvPicPr>
                   <pic:blipFill>
@@ -28,7 +28,7 @@
                   <pic:spPr>
                     <a:xfrm>
                       <a:off x="0" y="0"/>
-                      <a:ext cx="5612130" cy="5883275"/>
+                      <a:ext cx="5612130" cy="5269230"/>
                     </a:xfrm>
                     <a:prstGeom prst="rect">
                       <a:avLst/>
@@ -43,6 +43,9 @@
     </w:p>
     <w:p>
       <w:r>
+        <w:rPr>
+          <w:noProof/>
+        </w:rPr>
         <w:lastRenderedPageBreak/>
         <w:drawing>
           <wp:inline distT="0" distB="0" distL="0" distR="0" wp14:anchorId="7658B06E" wp14:editId="67326613">
